--- a/How to deploy Android apps to Google Store.docx
+++ b/How to deploy Android apps to Google Store.docx
@@ -6,18 +6,26 @@
       <w:pPr>
         <w:jc w:val="center"/>
         <w:rPr>
-          <w:sz w:val="36"/>
-          <w:szCs w:val="36"/>
+          <w:sz w:val="28"/>
+          <w:szCs w:val="28"/>
           <w:lang w:val="en-US"/>
         </w:rPr>
       </w:pPr>
       <w:r>
         <w:rPr>
-          <w:sz w:val="36"/>
-          <w:szCs w:val="36"/>
+          <w:sz w:val="28"/>
+          <w:szCs w:val="28"/>
           <w:lang w:val="en-US"/>
         </w:rPr>
         <w:t>How to deploy Android apps to Google Store</w:t>
+      </w:r>
+      <w:r>
+        <w:rPr>
+          <w:sz w:val="28"/>
+          <w:szCs w:val="28"/>
+          <w:lang w:val="en-US"/>
+        </w:rPr>
+        <w:t xml:space="preserve"> for REACT NATIVE</w:t>
       </w:r>
     </w:p>
     <w:p>
@@ -109,7 +117,21 @@
         <w:rPr>
           <w:lang w:val="en-US"/>
         </w:rPr>
-        <w:t>Yarn install &amp;&amp; cd android &amp;&amp; ./gradlew clean &amp;&amp; cd</w:t>
+        <w:t>Yarn install &amp;&amp; cd android &amp;</w:t>
+      </w:r>
+      <w:proofErr w:type="gramStart"/>
+      <w:r>
+        <w:rPr>
+          <w:lang w:val="en-US"/>
+        </w:rPr>
+        <w:t>&amp; .</w:t>
+      </w:r>
+      <w:proofErr w:type="gramEnd"/>
+      <w:r>
+        <w:rPr>
+          <w:lang w:val="en-US"/>
+        </w:rPr>
+        <w:t>/gradlew clean &amp;&amp; cd</w:t>
       </w:r>
       <w:proofErr w:type="gramStart"/>
       <w:r>
